--- a/07_SCI_TUST/Chapter05_討論/Reference/文獻掛載.docx
+++ b/07_SCI_TUST/Chapter05_討論/Reference/文獻掛載.docx
@@ -7,9 +7,9 @@
         <w:rPr>
           <w:rFonts w:ascii="Times New Roman" w:hAnsi="Times New Roman" w:eastAsia="標楷體"/>
           <w:b/>
-          <w:sz w:val="32"/>
+          <w:sz w:val="30"/>
         </w:rPr>
-        <w:t>討論——Reference 掛載</w:t>
+        <w:t>討論文獻掛載</w:t>
       </w:r>
     </w:p>
     <w:p>
@@ -17,9 +17,60 @@
         <w:rPr>
           <w:rFonts w:ascii="Times New Roman" w:hAnsi="Times New Roman" w:eastAsia="標楷體"/>
           <w:b w:val="0"/>
-          <w:sz w:val="24"/>
+          <w:sz w:val="23"/>
         </w:rPr>
-        <w:t>L3（耦合方法對照）＋Fahimifar 2009＋L1 補強對策（Liu D 2022）。</w:t>
+        <w:t>L3 對照（</w:t>
+      </w:r>
+      <w:r>
+        <w:rPr>
+          <w:rFonts w:ascii="Times New Roman" w:hAnsi="Times New Roman" w:eastAsia="標楷體"/>
+          <w:b w:val="0"/>
+          <w:color w:val="1F4EC8"/>
+          <w:sz w:val="23"/>
+        </w:rPr>
+        <w:t>(Zhou et al., 2024)</w:t>
+      </w:r>
+      <w:r>
+        <w:rPr>
+          <w:rFonts w:ascii="Times New Roman" w:hAnsi="Times New Roman" w:eastAsia="標楷體"/>
+          <w:b w:val="0"/>
+          <w:sz w:val="23"/>
+        </w:rPr>
+        <w:t xml:space="preserve"> 開挖期 vs 我們營運期差異化）＋</w:t>
+      </w:r>
+      <w:r>
+        <w:rPr>
+          <w:rFonts w:ascii="Times New Roman" w:hAnsi="Times New Roman" w:eastAsia="標楷體"/>
+          <w:b w:val="0"/>
+          <w:color w:val="1F4EC8"/>
+          <w:sz w:val="23"/>
+        </w:rPr>
+        <w:t>(Fahimifar &amp; Zareifard, 2009)</w:t>
+      </w:r>
+      <w:r>
+        <w:rPr>
+          <w:rFonts w:ascii="Times New Roman" w:hAnsi="Times New Roman" w:eastAsia="標楷體"/>
+          <w:b w:val="0"/>
+          <w:sz w:val="23"/>
+        </w:rPr>
+        <w:t xml:space="preserve"> 量級對照＋</w:t>
+      </w:r>
+      <w:r>
+        <w:rPr>
+          <w:rFonts w:ascii="Times New Roman" w:hAnsi="Times New Roman" w:eastAsia="標楷體"/>
+          <w:b w:val="0"/>
+          <w:color w:val="1F4EC8"/>
+          <w:sz w:val="23"/>
+        </w:rPr>
+        <w:t>(Liu et al., 2022)</w:t>
+      </w:r>
+      <w:r>
+        <w:rPr>
+          <w:rFonts w:ascii="Times New Roman" w:hAnsi="Times New Roman" w:eastAsia="標楷體"/>
+          <w:b w:val="0"/>
+          <w:sz w:val="23"/>
+        </w:rPr>
+        <w:t xml:space="preserve"> 補強對策一句。</w:t>
       </w:r>
     </w:p>
     <w:sectPr>
